--- a/01-6个主号内容创作/引流小号_发布文案/引流小号_第85-91篇.docx
+++ b/01-6个主号内容创作/引流小号_发布文案/引流小号_第85-91篇.docx
@@ -9,30 +9,6 @@
           <w:sz w:val="28"/>
         </w:rPr>
         <w:t>第85篇</w:t>
-      </w:r>
-    </w:p>
-    <w:p>
-      <w:r>
-        <w:rPr>
-          <w:b/>
-          <w:sz w:val="24"/>
-        </w:rPr>
-        <w:t>标题：周末计划认真学结果睡到下午三点</w:t>
-      </w:r>
-    </w:p>
-    <w:p>
-      <w:r>
-        <w:rPr>
-          <w:sz w:val="24"/>
-        </w:rPr>
-      </w:r>
-    </w:p>
-    <w:p>
-      <w:r>
-        <w:rPr>
-          <w:sz w:val="24"/>
-        </w:rPr>
-        <w:t>正文：</w:t>
       </w:r>
     </w:p>
     <w:p>
@@ -95,45 +71,7 @@
         <w:rPr>
           <w:sz w:val="24"/>
         </w:rPr>
-      </w:r>
-    </w:p>
-    <w:p>
-      <w:r>
-        <w:rPr>
-          <w:sz w:val="24"/>
-        </w:rPr>
-        <w:t>话题：#会计 #中级会计 #中级会计备考 #注会cpa #财会 #上班族备考 #备考日记 #诗雨会计</w:t>
-      </w:r>
-    </w:p>
-    <w:p>
-      <w:r>
-        <w:rPr>
-          <w:sz w:val="24"/>
-        </w:rPr>
-      </w:r>
-    </w:p>
-    <w:p>
-      <w:r>
-        <w:rPr>
-          <w:sz w:val="24"/>
-        </w:rPr>
-        <w:t>时间：</w:t>
-      </w:r>
-    </w:p>
-    <w:p>
-      <w:r>
-        <w:rPr>
-          <w:sz w:val="24"/>
-        </w:rPr>
-      </w:r>
-    </w:p>
-    <w:p>
-      <w:r>
-        <w:rPr>
-          <w:b/>
-          <w:sz w:val="24"/>
-        </w:rPr>
-        <w:t>账号：14芳芳财会|沈小辉</w:t>
+        <w:t>#会计 #中级会计 #中级会计备考 #注会cpa #财会 #上班族备考 #备考日记 #诗雨会计</w:t>
       </w:r>
     </w:p>
     <w:p>
@@ -148,30 +86,6 @@
           <w:sz w:val="28"/>
         </w:rPr>
         <w:t>第86篇</w:t>
-      </w:r>
-    </w:p>
-    <w:p>
-      <w:r>
-        <w:rPr>
-          <w:b/>
-          <w:sz w:val="24"/>
-        </w:rPr>
-        <w:t>标题：买了计时器备考结果全用来摆拍</w:t>
-      </w:r>
-    </w:p>
-    <w:p>
-      <w:r>
-        <w:rPr>
-          <w:sz w:val="24"/>
-        </w:rPr>
-      </w:r>
-    </w:p>
-    <w:p>
-      <w:r>
-        <w:rPr>
-          <w:sz w:val="24"/>
-        </w:rPr>
-        <w:t>正文：</w:t>
       </w:r>
     </w:p>
     <w:p>
@@ -234,45 +148,7 @@
         <w:rPr>
           <w:sz w:val="24"/>
         </w:rPr>
-      </w:r>
-    </w:p>
-    <w:p>
-      <w:r>
-        <w:rPr>
-          <w:sz w:val="24"/>
-        </w:rPr>
-        <w:t>话题：#会计 #中级会计 #中级会计备考 #注会cpa #财会 #备考日记 #备考焦虑 #诗雨会计</w:t>
-      </w:r>
-    </w:p>
-    <w:p>
-      <w:r>
-        <w:rPr>
-          <w:sz w:val="24"/>
-        </w:rPr>
-      </w:r>
-    </w:p>
-    <w:p>
-      <w:r>
-        <w:rPr>
-          <w:sz w:val="24"/>
-        </w:rPr>
-        <w:t>时间：</w:t>
-      </w:r>
-    </w:p>
-    <w:p>
-      <w:r>
-        <w:rPr>
-          <w:sz w:val="24"/>
-        </w:rPr>
-      </w:r>
-    </w:p>
-    <w:p>
-      <w:r>
-        <w:rPr>
-          <w:b/>
-          <w:sz w:val="24"/>
-        </w:rPr>
-        <w:t>账号：14芳芳财会|孙青5263</w:t>
+        <w:t>#会计 #中级会计 #中级会计备考 #注会cpa #财会 #备考日记 #备考焦虑 #诗雨会计</w:t>
       </w:r>
     </w:p>
     <w:p>
@@ -287,30 +163,6 @@
           <w:sz w:val="28"/>
         </w:rPr>
         <w:t>第87篇</w:t>
-      </w:r>
-    </w:p>
-    <w:p>
-      <w:r>
-        <w:rPr>
-          <w:b/>
-          <w:sz w:val="24"/>
-        </w:rPr>
-        <w:t>标题：心里觉得差不多进度才刚过一半</w:t>
-      </w:r>
-    </w:p>
-    <w:p>
-      <w:r>
-        <w:rPr>
-          <w:sz w:val="24"/>
-        </w:rPr>
-      </w:r>
-    </w:p>
-    <w:p>
-      <w:r>
-        <w:rPr>
-          <w:sz w:val="24"/>
-        </w:rPr>
-        <w:t>正文：</w:t>
       </w:r>
     </w:p>
     <w:p>
@@ -373,45 +225,7 @@
         <w:rPr>
           <w:sz w:val="24"/>
         </w:rPr>
-      </w:r>
-    </w:p>
-    <w:p>
-      <w:r>
-        <w:rPr>
-          <w:sz w:val="24"/>
-        </w:rPr>
-        <w:t>话题：#会计 #中级会计 #中级会计备考 #注会cpa #财会 #备考焦虑 #考前冲刺 #诗雨会计</w:t>
-      </w:r>
-    </w:p>
-    <w:p>
-      <w:r>
-        <w:rPr>
-          <w:sz w:val="24"/>
-        </w:rPr>
-      </w:r>
-    </w:p>
-    <w:p>
-      <w:r>
-        <w:rPr>
-          <w:sz w:val="24"/>
-        </w:rPr>
-        <w:t>时间：</w:t>
-      </w:r>
-    </w:p>
-    <w:p>
-      <w:r>
-        <w:rPr>
-          <w:sz w:val="24"/>
-        </w:rPr>
-      </w:r>
-    </w:p>
-    <w:p>
-      <w:r>
-        <w:rPr>
-          <w:b/>
-          <w:sz w:val="24"/>
-        </w:rPr>
-        <w:t>账号：14芳芳财会|橙子学会计</w:t>
+        <w:t>#会计 #中级会计 #中级会计备考 #注会cpa #财会 #备考焦虑 #考前冲刺 #诗雨会计</w:t>
       </w:r>
     </w:p>
     <w:p>
@@ -426,30 +240,6 @@
           <w:sz w:val="28"/>
         </w:rPr>
         <w:t>第88篇</w:t>
-      </w:r>
-    </w:p>
-    <w:p>
-      <w:r>
-        <w:rPr>
-          <w:b/>
-          <w:sz w:val="24"/>
-        </w:rPr>
-        <w:t>标题：一道计算题算出负数以为自己做梦</w:t>
-      </w:r>
-    </w:p>
-    <w:p>
-      <w:r>
-        <w:rPr>
-          <w:sz w:val="24"/>
-        </w:rPr>
-      </w:r>
-    </w:p>
-    <w:p>
-      <w:r>
-        <w:rPr>
-          <w:sz w:val="24"/>
-        </w:rPr>
-        <w:t>正文：</w:t>
       </w:r>
     </w:p>
     <w:p>
@@ -512,45 +302,7 @@
         <w:rPr>
           <w:sz w:val="24"/>
         </w:rPr>
-      </w:r>
-    </w:p>
-    <w:p>
-      <w:r>
-        <w:rPr>
-          <w:sz w:val="24"/>
-        </w:rPr>
-        <w:t>话题：#会计 #中级会计 #中级会计备考 #注会cpa #财会 #备考打卡 #备考日记 #诗雨会计</w:t>
-      </w:r>
-    </w:p>
-    <w:p>
-      <w:r>
-        <w:rPr>
-          <w:sz w:val="24"/>
-        </w:rPr>
-      </w:r>
-    </w:p>
-    <w:p>
-      <w:r>
-        <w:rPr>
-          <w:sz w:val="24"/>
-        </w:rPr>
-        <w:t>时间：</w:t>
-      </w:r>
-    </w:p>
-    <w:p>
-      <w:r>
-        <w:rPr>
-          <w:sz w:val="24"/>
-        </w:rPr>
-      </w:r>
-    </w:p>
-    <w:p>
-      <w:r>
-        <w:rPr>
-          <w:b/>
-          <w:sz w:val="24"/>
-        </w:rPr>
-        <w:t>账号：14芳芳财会|新老婆</w:t>
+        <w:t>#会计 #中级会计 #中级会计备考 #注会cpa #财会 #备考打卡 #备考日记 #诗雨会计</w:t>
       </w:r>
     </w:p>
     <w:p>
@@ -565,30 +317,6 @@
           <w:sz w:val="28"/>
         </w:rPr>
         <w:t>第89篇</w:t>
-      </w:r>
-    </w:p>
-    <w:p>
-      <w:r>
-        <w:rPr>
-          <w:b/>
-          <w:sz w:val="24"/>
-        </w:rPr>
-        <w:t>标题：被同事发现在厕所刷题太尴尬了</w:t>
-      </w:r>
-    </w:p>
-    <w:p>
-      <w:r>
-        <w:rPr>
-          <w:sz w:val="24"/>
-        </w:rPr>
-      </w:r>
-    </w:p>
-    <w:p>
-      <w:r>
-        <w:rPr>
-          <w:sz w:val="24"/>
-        </w:rPr>
-        <w:t>正文：</w:t>
       </w:r>
     </w:p>
     <w:p>
@@ -651,45 +379,7 @@
         <w:rPr>
           <w:sz w:val="24"/>
         </w:rPr>
-      </w:r>
-    </w:p>
-    <w:p>
-      <w:r>
-        <w:rPr>
-          <w:sz w:val="24"/>
-        </w:rPr>
-        <w:t>话题：#会计 #中级会计 #中级会计备考 #注会cpa #财会 #上班族备考 #备考日记 #诗雨会计</w:t>
-      </w:r>
-    </w:p>
-    <w:p>
-      <w:r>
-        <w:rPr>
-          <w:sz w:val="24"/>
-        </w:rPr>
-      </w:r>
-    </w:p>
-    <w:p>
-      <w:r>
-        <w:rPr>
-          <w:sz w:val="24"/>
-        </w:rPr>
-        <w:t>时间：</w:t>
-      </w:r>
-    </w:p>
-    <w:p>
-      <w:r>
-        <w:rPr>
-          <w:sz w:val="24"/>
-        </w:rPr>
-      </w:r>
-    </w:p>
-    <w:p>
-      <w:r>
-        <w:rPr>
-          <w:b/>
-          <w:sz w:val="24"/>
-        </w:rPr>
-        <w:t>账号：14芳芳财会|孙玲小红书</w:t>
+        <w:t>#会计 #中级会计 #中级会计备考 #注会cpa #财会 #上班族备考 #备考日记 #诗雨会计</w:t>
       </w:r>
     </w:p>
     <w:p>
@@ -704,30 +394,6 @@
           <w:sz w:val="28"/>
         </w:rPr>
         <w:t>第90篇</w:t>
-      </w:r>
-    </w:p>
-    <w:p>
-      <w:r>
-        <w:rPr>
-          <w:b/>
-          <w:sz w:val="24"/>
-        </w:rPr>
-        <w:t>标题：喝了三杯咖啡还是困到不行</w:t>
-      </w:r>
-    </w:p>
-    <w:p>
-      <w:r>
-        <w:rPr>
-          <w:sz w:val="24"/>
-        </w:rPr>
-      </w:r>
-    </w:p>
-    <w:p>
-      <w:r>
-        <w:rPr>
-          <w:sz w:val="24"/>
-        </w:rPr>
-        <w:t>正文：</w:t>
       </w:r>
     </w:p>
     <w:p>
@@ -790,45 +456,7 @@
         <w:rPr>
           <w:sz w:val="24"/>
         </w:rPr>
-      </w:r>
-    </w:p>
-    <w:p>
-      <w:r>
-        <w:rPr>
-          <w:sz w:val="24"/>
-        </w:rPr>
-        <w:t>话题：#会计 #中级会计 #中级会计备考 #注会cpa #财会 #备考焦虑 #备考打卡 #诗雨会计</w:t>
-      </w:r>
-    </w:p>
-    <w:p>
-      <w:r>
-        <w:rPr>
-          <w:sz w:val="24"/>
-        </w:rPr>
-      </w:r>
-    </w:p>
-    <w:p>
-      <w:r>
-        <w:rPr>
-          <w:sz w:val="24"/>
-        </w:rPr>
-        <w:t>时间：</w:t>
-      </w:r>
-    </w:p>
-    <w:p>
-      <w:r>
-        <w:rPr>
-          <w:sz w:val="24"/>
-        </w:rPr>
-      </w:r>
-    </w:p>
-    <w:p>
-      <w:r>
-        <w:rPr>
-          <w:b/>
-          <w:sz w:val="24"/>
-        </w:rPr>
-        <w:t>账号：14芳芳财会|爹爹</w:t>
+        <w:t>#会计 #中级会计 #中级会计备考 #注会cpa #财会 #备考焦虑 #备考打卡 #诗雨会计</w:t>
       </w:r>
     </w:p>
     <w:p>
@@ -843,30 +471,6 @@
           <w:sz w:val="28"/>
         </w:rPr>
         <w:t>第91篇</w:t>
-      </w:r>
-    </w:p>
-    <w:p>
-      <w:r>
-        <w:rPr>
-          <w:b/>
-          <w:sz w:val="24"/>
-        </w:rPr>
-        <w:t>标题：买了新本子备考结果一页没写</w:t>
-      </w:r>
-    </w:p>
-    <w:p>
-      <w:r>
-        <w:rPr>
-          <w:sz w:val="24"/>
-        </w:rPr>
-      </w:r>
-    </w:p>
-    <w:p>
-      <w:r>
-        <w:rPr>
-          <w:sz w:val="24"/>
-        </w:rPr>
-        <w:t>正文：</w:t>
       </w:r>
     </w:p>
     <w:p>
@@ -929,45 +533,7 @@
         <w:rPr>
           <w:sz w:val="24"/>
         </w:rPr>
-      </w:r>
-    </w:p>
-    <w:p>
-      <w:r>
-        <w:rPr>
-          <w:sz w:val="24"/>
-        </w:rPr>
-        <w:t>话题：#会计 #中级会计 #中级会计备考 #注会cpa #财会 #备考日记 #考前冲刺 #诗雨会计</w:t>
-      </w:r>
-    </w:p>
-    <w:p>
-      <w:r>
-        <w:rPr>
-          <w:sz w:val="24"/>
-        </w:rPr>
-      </w:r>
-    </w:p>
-    <w:p>
-      <w:r>
-        <w:rPr>
-          <w:sz w:val="24"/>
-        </w:rPr>
-        <w:t>时间：</w:t>
-      </w:r>
-    </w:p>
-    <w:p>
-      <w:r>
-        <w:rPr>
-          <w:sz w:val="24"/>
-        </w:rPr>
-      </w:r>
-    </w:p>
-    <w:p>
-      <w:r>
-        <w:rPr>
-          <w:b/>
-          <w:sz w:val="24"/>
-        </w:rPr>
-        <w:t>账号：14芳芳财会|张菊香</w:t>
+        <w:t>#会计 #中级会计 #中级会计备考 #注会cpa #财会 #备考日记 #考前冲刺 #诗雨会计</w:t>
       </w:r>
     </w:p>
     <w:sectPr>

--- a/01-6个主号内容创作/引流小号_发布文案/引流小号_第85-91篇.docx
+++ b/01-6个主号内容创作/引流小号_发布文案/引流小号_第85-91篇.docx
@@ -71,7 +71,7 @@
         <w:rPr>
           <w:sz w:val="24"/>
         </w:rPr>
-        <w:t>#会计 #中级会计 #中级会计备考 #注会cpa #财会 #上班族备考 #备考日记 #诗雨会计</w:t>
+        <w:t>#会计 #中级会计 #中级会计备考 #注会cpa #诗雨会计</w:t>
       </w:r>
     </w:p>
     <w:p>
@@ -148,7 +148,7 @@
         <w:rPr>
           <w:sz w:val="24"/>
         </w:rPr>
-        <w:t>#会计 #中级会计 #中级会计备考 #注会cpa #财会 #备考日记 #备考焦虑 #诗雨会计</w:t>
+        <w:t>#会计 #中级会计 #中级会计备考 #注会cpa #备考焦虑 #诗雨会计</w:t>
       </w:r>
     </w:p>
     <w:p>
@@ -225,7 +225,7 @@
         <w:rPr>
           <w:sz w:val="24"/>
         </w:rPr>
-        <w:t>#会计 #中级会计 #中级会计备考 #注会cpa #财会 #备考焦虑 #考前冲刺 #诗雨会计</w:t>
+        <w:t>#会计 #中级会计 #中级会计备考 #注会cpa #备考焦虑 #诗雨会计</w:t>
       </w:r>
     </w:p>
     <w:p>
@@ -302,7 +302,7 @@
         <w:rPr>
           <w:sz w:val="24"/>
         </w:rPr>
-        <w:t>#会计 #中级会计 #中级会计备考 #注会cpa #财会 #备考打卡 #备考日记 #诗雨会计</w:t>
+        <w:t>#会计 #中级会计 #中级会计备考 #注会cpa #备考打卡 #诗雨会计</w:t>
       </w:r>
     </w:p>
     <w:p>
@@ -379,7 +379,7 @@
         <w:rPr>
           <w:sz w:val="24"/>
         </w:rPr>
-        <w:t>#会计 #中级会计 #中级会计备考 #注会cpa #财会 #上班族备考 #备考日记 #诗雨会计</w:t>
+        <w:t>#会计 #中级会计 #中级会计备考 #注会cpa #诗雨会计</w:t>
       </w:r>
     </w:p>
     <w:p>
@@ -456,7 +456,7 @@
         <w:rPr>
           <w:sz w:val="24"/>
         </w:rPr>
-        <w:t>#会计 #中级会计 #中级会计备考 #注会cpa #财会 #备考焦虑 #备考打卡 #诗雨会计</w:t>
+        <w:t>#会计 #中级会计 #中级会计备考 #注会cpa #备考焦虑 #备考打卡 #诗雨会计</w:t>
       </w:r>
     </w:p>
     <w:p>
@@ -533,7 +533,7 @@
         <w:rPr>
           <w:sz w:val="24"/>
         </w:rPr>
-        <w:t>#会计 #中级会计 #中级会计备考 #注会cpa #财会 #备考日记 #考前冲刺 #诗雨会计</w:t>
+        <w:t>#会计 #中级会计 #中级会计备考 #注会cpa #诗雨会计</w:t>
       </w:r>
     </w:p>
     <w:sectPr>
